--- a/DNF模拟赛Ⅱ/卢克的密码/卢克的密码.docx
+++ b/DNF模拟赛Ⅱ/卢克的密码/卢克的密码.docx
@@ -24,7 +24,31 @@
           <w:szCs w:val="21"/>
           <w:lang w:val="en-US" w:eastAsia="zh-CN"/>
         </w:rPr>
-        <w:t>128MB,2S,passwd.xxx</w:t>
+        <w:t>128MB,</w:t>
+      </w:r>
+      <w:r>
+        <w:rPr>
+          <w:rFonts w:hint="default"/>
+          <w:b/>
+          <w:bCs/>
+          <w:sz w:val="21"/>
+          <w:szCs w:val="21"/>
+          <w:lang w:eastAsia="zh-CN"/>
+        </w:rPr>
+        <w:t>1</w:t>
+      </w:r>
+      <w:bookmarkStart w:id="6" w:name="_GoBack"/>
+      <w:bookmarkEnd w:id="6"/>
+      <w:r>
+        <w:rPr>
+          <w:rFonts w:hint="eastAsia"/>
+          <w:b/>
+          <w:bCs/>
+          <w:sz w:val="21"/>
+          <w:szCs w:val="21"/>
+          <w:lang w:val="en-US" w:eastAsia="zh-CN"/>
+        </w:rPr>
+        <w:t>S,passwd.xxx</w:t>
       </w:r>
     </w:p>
     <w:p>
@@ -164,7 +188,7 @@
           <w:lang w:val="en-US" w:eastAsia="zh-CN"/>
         </w:rPr>
         <w:object>
-          <v:shape id="_x0000_i1026" o:spt="75" alt="" type="#_x0000_t75" style="height:41.2pt;width:190.5pt;" o:ole="t" filled="f" o:preferrelative="t" stroked="f" coordsize="21600,21600">
+          <v:shape id="_x0000_i1025" o:spt="75" type="#_x0000_t75" style="height:41.2pt;width:190.5pt;" o:ole="t" filled="f" o:preferrelative="t" stroked="f" coordsize="21600,21600">
             <v:path/>
             <v:fill on="f" focussize="0,0"/>
             <v:stroke on="f"/>
@@ -173,7 +197,7 @@
             <w10:wrap type="none"/>
             <w10:anchorlock/>
           </v:shape>
-          <o:OLEObject Type="Embed" ProgID="Equation.KSEE3" ShapeID="_x0000_i1026" DrawAspect="Content" ObjectID="_1468075725" r:id="rId4">
+          <o:OLEObject Type="Embed" ProgID="Equation.KSEE3" ShapeID="_x0000_i1025" DrawAspect="Content" ObjectID="_1468075725" r:id="rId4">
             <o:LockedField>false</o:LockedField>
           </o:OLEObject>
         </w:object>
@@ -500,8 +524,6 @@
         </w:rPr>
         <w:t>1</w:t>
       </w:r>
-      <w:bookmarkStart w:id="6" w:name="_GoBack"/>
-      <w:bookmarkEnd w:id="6"/>
     </w:p>
     <w:p>
       <w:pPr>
@@ -1018,7 +1040,7 @@
   <a:themeElements>
     <a:clrScheme name="Office">
       <a:dk1>
-        <a:sysClr val="windowText" lastClr="000000"/>
+        <a:sysClr val="windowText" lastClr="4C4C4C"/>
       </a:dk1>
       <a:lt1>
         <a:sysClr val="window" lastClr="FFFFFF"/>
@@ -1265,6 +1287,7 @@
     </a:fmtScheme>
   </a:themeElements>
   <a:objectDefaults/>
+  <a:extraClrSchemeLst/>
 </a:theme>
 </file>
 
